--- a/tillsyn/A 40013-2024 tillsynsbegäran.docx
+++ b/tillsyn/A 40013-2024 tillsynsbegäran.docx
@@ -600,7 +600,7 @@
     <w:r>
       <w:tab/>
       <w:tab/>
-      <w:t>2026-06-18</w:t>
+      <w:t>2026-06-19</w:t>
       <w:br/>
       <w:br/>
     </w:r>

--- a/tillsyn/A 40013-2024 tillsynsbegäran.docx
+++ b/tillsyn/A 40013-2024 tillsynsbegäran.docx
@@ -600,7 +600,7 @@
     <w:r>
       <w:tab/>
       <w:tab/>
-      <w:t>2026-06-19</w:t>
+      <w:t>2026-06-20</w:t>
       <w:br/>
       <w:br/>
     </w:r>

--- a/tillsyn/A 40013-2024 tillsynsbegäran.docx
+++ b/tillsyn/A 40013-2024 tillsynsbegäran.docx
@@ -12,10 +12,7 @@
     </w:p>
     <w:p>
       <w:r>
-        <w:t>Detta dokument behandlar höga naturvärden i avverkningsanmälan A 40013-2024 i Dorotea kommun som inkom 2024-09-18 och omfattar 1,5 ha.</w:t>
-      </w:r>
-      <w:r>
-        <w:t xml:space="preserve"> I Figur 1 visas fyndplatser för naturvårdsarter i området, som finns registrerade på Artportalen.</w:t>
+        <w:t>Denna tillsynsbegäran behandlar höga naturvärden i avverkningsanmälan A 40013-2024 i Dorotea kommun som inkom 2024-09-18 och omfattar 1,5 ha.</w:t>
       </w:r>
     </w:p>
     <w:p>
@@ -63,7 +60,20 @@
         <w:spacing w:after="240"/>
       </w:pPr>
       <w:r>
-        <w:t>Figur 1. Fyndplatser för naturvårdsarter inom 9 meter från avverkningsanmälan (röd linje). Inom parentes anges rödlistekategorier, S för signalarter, Tför typiska arter och fridlysningsparagrafer i artskyddsförordningen.Markörer utan svart kant är placerade på fyndplatsen. Markörer med svart kant är placerade vid sidan av fyndplatsen och har ett svart streck som visar fyndplatsens exakta position. Kartans mittpunktskoordinat är N 7144213, E 535985 i SWEREF 99 TM.</w:t>
+        <w:t>Figur 1. Fyndplatser för naturvårdsarter inom 9 meter från avverkningsanmälan. Markörer utan svart kant är placerade på fyndplatsen. Markörer med svart kant är placerade vid sidan av fyndplatsen har ett svart streck som visar fyndplatsens exakta position. Kartans mittpunktskoordinat är N 7144213, E 535985 i SWEREF 99 TM.</w:t>
+      </w:r>
+    </w:p>
+    <w:p>
+      <w:r>
+        <w:t>Inom 9 meter från avverkningsanmälan finns fynd av 2 naturvårdsarter, varav 1 är rödlistad, 2 är fridlysta och 2 är typiska (T): tretåig hackspett (NT, T, §4) och tjäder (T, §4). Se Figur 1.</w:t>
+      </w:r>
+    </w:p>
+    <w:p>
+      <w:pPr>
+        <w:pStyle w:val="Heading1"/>
+      </w:pPr>
+      <w:r>
+        <w:t>Tillsynsbegäran</w:t>
       </w:r>
     </w:p>
     <w:p>
@@ -77,82 +87,16 @@
       </w:r>
     </w:p>
     <w:p>
-      <w:r>
-        <w:t>Nedan beskrivs fynd av naturvårdsarter och fridlysta arter som gjorts i det avverkningsanmälda området. I BILAGA 1 finns artfakta om fridlysta arter.</w:t>
-      </w:r>
-    </w:p>
-    <w:p>
       <w:pPr>
         <w:pStyle w:val="Heading1"/>
       </w:pPr>
       <w:r>
-        <w:t>Naturvårdsarter</w:t>
+        <w:t>Naturvårdsarter och fridlysta arter</w:t>
       </w:r>
     </w:p>
     <w:p>
       <w:r>
-        <w:t>Inom 9 meter från avverkningsanmälan har följande 2 naturvårdsarter hittats: tretåig hackspett (NT, T, §4) och tjäder (T, §4). Av dessa är 1 rödlistade. För rödlistade arter har rödlistekategorin angivits inom parentes. Typiska arter inom Natura 2000 som är kopplade till skogsekosystem har markerats med (T). För fridlysta arter anges även paragrafen i Artskyddsförordningen som arten är fridlyst enligt.</w:t>
-      </w:r>
-    </w:p>
-    <w:p>
-      <w:r>
-        <w:t>De påträffade naturvårdsarterna är ett tydligt kvitto på att det rör sig om en skog med höga naturvärden.</w:t>
-      </w:r>
-    </w:p>
-    <w:p>
-      <w:pPr>
-        <w:pStyle w:val="Heading2"/>
-      </w:pPr>
-      <w:r>
-        <w:t>Fridlysta arter</w:t>
-      </w:r>
-    </w:p>
-    <w:p>
-      <w:r>
-        <w:t>Följande fridlysta arter har sina livsmiljöer och växtplatser i den avverkningsanmälda skogen: tretåig hackspett (NT, T, §4) och tjäder (T, §4).</w:t>
-      </w:r>
-    </w:p>
-    <w:p>
-      <w:r>
-        <w:t xml:space="preserve">Observera att medlemsländerna är skyldiga att agera i enlighet med EU:s fågeldirektiv där det uttryckligen står att direktivet gäller för fåglar samt för deras ägg, bon och </w:t>
-      </w:r>
-      <w:r>
-        <w:rPr>
-          <w:b/>
-        </w:rPr>
-        <w:t xml:space="preserve">livsmiljöer </w:t>
-      </w:r>
-      <w:r>
-        <w:t>(artikel 1). Vidare att de åtgärder som vidtas inte får leda till en försämring av den nuvarande situationen beträffande bevarandet av de fågelarter som avses i artikel 1 (artikel 13). Fågeldirektivet är styrande för tillsynsansvariga myndigheters ärendehantering, ställningstaganden och beslutsfattande.</w:t>
-      </w:r>
-    </w:p>
-    <w:p>
-      <w:r>
-        <w:rPr>
-          <w:b/>
-        </w:rPr>
-        <w:t>Tjäder (§4)</w:t>
-      </w:r>
-      <w:r>
-        <w:t xml:space="preserve"> omfattas av bilaga 1 och 2 EU:s fågeldirektiv och är typisk art för </w:t>
-      </w:r>
-      <w:r>
-        <w:rPr>
-          <w:i/>
-        </w:rPr>
-        <w:t xml:space="preserve">9010 Taiga </w:t>
-      </w:r>
-      <w:r>
-        <w:t xml:space="preserve">och </w:t>
-      </w:r>
-      <w:r>
-        <w:rPr>
-          <w:i/>
-        </w:rPr>
-        <w:t>9740 Skogsbevuxen myr</w:t>
-      </w:r>
-      <w:r>
-        <w:t>. Tjädern är en utpräglad skogsfågel knuten till större sammanhängande barrskogsområden. Tupparna och hönorna utnyttjar till viss del olika miljöer, och habitatvalet varierar dessutom mellan olika delar av året. För att det ska finnas livskraftiga tjäderbestånd krävs funktionella skogslandskap med en blandning av uppvuxen, gles och luckig skog, täta sumpskogar, myrar och andra små våtmarker. Arten försvinner när skogen fragmenteras och den sammanlagda arealen hyggen och andra öppna områden blir för stor. Ett småskaligt och försiktigt virkesuttag genom hyggesfria metoder kan i vissa fall vara möjligt i området inom 200 m från lekcentrum. Längre ut från lekcentrum, inom 200–500 m bör den avverkade ytan inte överskrida 1 hektar för att undvika alltför stora och snabba förändringar (Skogsstyrelsen, 2019; SLU Artdatabanken, 2024).</w:t>
+        <w:t>Nedan följer beskrivningar av de naturvårdsarter och fridlysta arter som har sina livsmiljöer och växtplatser i den avverkningsanmälda skogen. Se även ytterligare artfakta i BILAGA 1. De påträffade naturvårdsarterna är ett tydligt kvitto på att det rör sig om en skog med höga naturvärden.</w:t>
       </w:r>
     </w:p>
     <w:p>
@@ -186,33 +130,13 @@
     </w:p>
     <w:p>
       <w:r>
-        <w:t>I BILAGA 1 finns mer detaljerad information om ekologi samt krav på livsmiljö hos fridlysta arter.</w:t>
+        <w:rPr>
+          <w:b/>
+        </w:rPr>
+        <w:t>Tjäder (§4)</w:t>
       </w:r>
-    </w:p>
-    <w:p>
       <w:r>
-        <w:br w:type="page"/>
-      </w:r>
-    </w:p>
-    <w:p>
-      <w:pPr>
-        <w:pStyle w:val="Title"/>
-      </w:pPr>
-      <w:r>
-        <w:t>BILAGA 1 – Fridlysta arter</w:t>
-      </w:r>
-    </w:p>
-    <w:p>
-      <w:pPr>
-        <w:pStyle w:val="Heading1"/>
-      </w:pPr>
-      <w:r>
-        <w:t>Tjäder – ekologi samt krav på livsmiljön</w:t>
-      </w:r>
-    </w:p>
-    <w:p>
-      <w:r>
-        <w:t xml:space="preserve">Tjäder (§4) omfattas av bilaga 1 och 2 EU:s fågeldirektiv och är typisk art för </w:t>
+        <w:t xml:space="preserve"> omfattas av bilaga 1 och 2 EU:s fågeldirektiv och är typisk art för </w:t>
       </w:r>
       <w:r>
         <w:rPr>
@@ -230,45 +154,42 @@
         <w:t>9740 Skogsbevuxen myr</w:t>
       </w:r>
       <w:r>
-        <w:t>. Tjädern är en utpräglad skogsfågel knuten till större sammanhängande barrskogsområden. Tupparna och hönorna utnyttjar till viss del olika miljöer, och habitatvalet varierar dessutom mellan olika delar av året. För att det ska finnas livskraftiga tjäderbestånd krävs funktionella skogslandskap med en blandning av uppvuxen, gles och luckig skog, täta sumpskogar, myrar och andra små våtmarker (Skogsstyrelsen, 2019; SLU Artdatabanken 2024).</w:t>
+        <w:t>. Tjädern är en utpräglad skogsfågel knuten till större sammanhängande barrskogsområden. Tupparna och hönorna utnyttjar till viss del olika miljöer, och habitatvalet varierar dessutom mellan olika delar av året. För att det ska finnas livskraftiga tjäderbestånd krävs funktionella skogslandskap med en blandning av uppvuxen, gles och luckig skog, täta sumpskogar, myrar och andra små våtmarker. Arten försvinner när skogen fragmenteras och den sammanlagda arealen hyggen och andra öppna områden blir för stor. Ett småskaligt och försiktigt virkesuttag genom hyggesfria metoder kan i vissa fall vara möjligt i området inom 200 m från lekcentrum. Längre ut från lekcentrum, inom 200–500 m bör den avverkade ytan inte överskrida 1 hektar för att undvika alltför stora och snabba förändringar (Skogsstyrelsen, 2019; SLU Artdatabanken, 2024).</w:t>
+      </w:r>
+    </w:p>
+    <w:p>
+      <w:pPr>
+        <w:pStyle w:val="Heading1"/>
+      </w:pPr>
+      <w:r>
+        <w:t>EU:s fågeldirektiv</w:t>
       </w:r>
     </w:p>
     <w:p>
       <w:r>
-        <w:t>Arten försvinner när skogen fragmenteras och den sammanlagda arealen hyggen och andra öppna områden blir för stor. Ett småskaligt och försiktigt virkesuttag genom hyggesfria metoder kan i vissa fall vara möjligt i området inom 200 m från lekcentrum. Längre ut från lekcentrum, inom 200–500 m bör den avverkade ytan inte överskrida 1 hektar för att undvika alltför stora och snabba förändringar (Skogsstyrelsen, 2019).</w:t>
+        <w:t xml:space="preserve">Europeiska unionens medlemsländer är skyldiga att agera i enlighet med EU:s fågeldirektiv där det uttryckligen står att direktivet gäller för fåglar samt för deras ägg, bon och </w:t>
+      </w:r>
+      <w:r>
+        <w:rPr>
+          <w:b/>
+        </w:rPr>
+        <w:t xml:space="preserve">livsmiljöer </w:t>
+      </w:r>
+      <w:r>
+        <w:t>(artikel 1). Vidare att de åtgärder som vidtas inte får leda till en försämring av den nuvarande situationen beträffande bevarandet av de fågelarter som avses i artikel 1 (artikel 13). Fågeldirektivet är styrande för tillsynsansvariga myndigheters ärendehantering, ställningstaganden och beslutsfattande.</w:t>
+      </w:r>
+    </w:p>
+    <w:p>
+      <w:r>
+        <w:br w:type="page"/>
       </w:r>
     </w:p>
     <w:p>
       <w:pPr>
-        <w:pStyle w:val="Heading2"/>
+        <w:pStyle w:val="Title"/>
       </w:pPr>
       <w:r>
-        <w:t>Referenser – tjäder</w:t>
-      </w:r>
-    </w:p>
-    <w:p>
-      <w:r>
-        <w:t xml:space="preserve">Skogsstyrelsen, 2019. </w:t>
-      </w:r>
-      <w:r>
-        <w:rPr>
-          <w:i/>
-        </w:rPr>
-        <w:t>Vägledning för hänsyn till fåglar – tjäder.</w:t>
-      </w:r>
-    </w:p>
-    <w:p>
-      <w:r>
-        <w:t xml:space="preserve">SLU Artdatabanken, 2024. </w:t>
-      </w:r>
-      <w:r>
-        <w:rPr>
-          <w:i/>
-        </w:rPr>
-        <w:t xml:space="preserve">Artfaktablad. Naturvård – artfakta. </w:t>
-      </w:r>
-      <w:r>
-        <w:t>SLU Artdatabanken, Uppsala</w:t>
+        <w:t>BILAGA 1 – Fridlysta arter</w:t>
       </w:r>
     </w:p>
     <w:p>
@@ -472,6 +393,75 @@
         <w:t>Acta Ornithologica 40(1): 53–60.</w:t>
       </w:r>
     </w:p>
+    <w:p>
+      <w:pPr>
+        <w:pStyle w:val="Heading1"/>
+      </w:pPr>
+      <w:r>
+        <w:t>Tjäder – ekologi samt krav på livsmiljön</w:t>
+      </w:r>
+    </w:p>
+    <w:p>
+      <w:r>
+        <w:t xml:space="preserve">Tjäder (§4) omfattas av bilaga 1 och 2 EU:s fågeldirektiv och är typisk art för </w:t>
+      </w:r>
+      <w:r>
+        <w:rPr>
+          <w:i/>
+        </w:rPr>
+        <w:t xml:space="preserve">9010 Taiga </w:t>
+      </w:r>
+      <w:r>
+        <w:t xml:space="preserve">och </w:t>
+      </w:r>
+      <w:r>
+        <w:rPr>
+          <w:i/>
+        </w:rPr>
+        <w:t>9740 Skogsbevuxen myr</w:t>
+      </w:r>
+      <w:r>
+        <w:t>. Tjädern är en utpräglad skogsfågel knuten till större sammanhängande barrskogsområden. Tupparna och hönorna utnyttjar till viss del olika miljöer, och habitatvalet varierar dessutom mellan olika delar av året. För att det ska finnas livskraftiga tjäderbestånd krävs funktionella skogslandskap med en blandning av uppvuxen, gles och luckig skog, täta sumpskogar, myrar och andra små våtmarker (Skogsstyrelsen, 2019; SLU Artdatabanken 2024).</w:t>
+      </w:r>
+    </w:p>
+    <w:p>
+      <w:r>
+        <w:t>Arten försvinner när skogen fragmenteras och den sammanlagda arealen hyggen och andra öppna områden blir för stor. Ett småskaligt och försiktigt virkesuttag genom hyggesfria metoder kan i vissa fall vara möjligt i området inom 200 m från lekcentrum. Längre ut från lekcentrum, inom 200–500 m bör den avverkade ytan inte överskrida 1 hektar för att undvika alltför stora och snabba förändringar (Skogsstyrelsen, 2019).</w:t>
+      </w:r>
+    </w:p>
+    <w:p>
+      <w:pPr>
+        <w:pStyle w:val="Heading2"/>
+      </w:pPr>
+      <w:r>
+        <w:t>Referenser – tjäder</w:t>
+      </w:r>
+    </w:p>
+    <w:p>
+      <w:r>
+        <w:t xml:space="preserve">Skogsstyrelsen, 2019. </w:t>
+      </w:r>
+      <w:r>
+        <w:rPr>
+          <w:i/>
+        </w:rPr>
+        <w:t>Vägledning för hänsyn till fåglar – tjäder.</w:t>
+      </w:r>
+    </w:p>
+    <w:p>
+      <w:r>
+        <w:t xml:space="preserve">SLU Artdatabanken, 2024. </w:t>
+      </w:r>
+      <w:r>
+        <w:rPr>
+          <w:i/>
+        </w:rPr>
+        <w:t xml:space="preserve">Artfaktablad. Naturvård – artfakta. </w:t>
+      </w:r>
+      <w:r>
+        <w:t>SLU Artdatabanken, Uppsala</w:t>
+      </w:r>
+    </w:p>
     <w:sectPr>
       <w:headerReference w:type="even" r:id="rId8"/>
       <w:headerReference w:type="default" r:id="rId9"/>
@@ -600,7 +590,7 @@
     <w:r>
       <w:tab/>
       <w:tab/>
-      <w:t>2026-06-20</w:t>
+      <w:t>2026-06-21</w:t>
       <w:br/>
       <w:br/>
     </w:r>

--- a/tillsyn/A 40013-2024 tillsynsbegäran.docx
+++ b/tillsyn/A 40013-2024 tillsynsbegäran.docx
@@ -590,7 +590,7 @@
     <w:r>
       <w:tab/>
       <w:tab/>
-      <w:t>2026-06-21</w:t>
+      <w:t>2026-06-22</w:t>
       <w:br/>
       <w:br/>
     </w:r>

--- a/tillsyn/A 40013-2024 tillsynsbegäran.docx
+++ b/tillsyn/A 40013-2024 tillsynsbegäran.docx
@@ -590,7 +590,7 @@
     <w:r>
       <w:tab/>
       <w:tab/>
-      <w:t>2026-06-22</w:t>
+      <w:t>2026-06-23</w:t>
       <w:br/>
       <w:br/>
     </w:r>

--- a/tillsyn/A 40013-2024 tillsynsbegäran.docx
+++ b/tillsyn/A 40013-2024 tillsynsbegäran.docx
@@ -590,7 +590,7 @@
     <w:r>
       <w:tab/>
       <w:tab/>
-      <w:t>2026-06-23</w:t>
+      <w:t>2026-06-24</w:t>
       <w:br/>
       <w:br/>
     </w:r>

--- a/tillsyn/A 40013-2024 tillsynsbegäran.docx
+++ b/tillsyn/A 40013-2024 tillsynsbegäran.docx
@@ -590,7 +590,7 @@
     <w:r>
       <w:tab/>
       <w:tab/>
-      <w:t>2026-06-24</w:t>
+      <w:t>2026-06-25</w:t>
       <w:br/>
       <w:br/>
     </w:r>

--- a/tillsyn/A 40013-2024 tillsynsbegäran.docx
+++ b/tillsyn/A 40013-2024 tillsynsbegäran.docx
@@ -590,7 +590,7 @@
     <w:r>
       <w:tab/>
       <w:tab/>
-      <w:t>2026-06-25</w:t>
+      <w:t>2026-06-26</w:t>
       <w:br/>
       <w:br/>
     </w:r>

--- a/tillsyn/A 40013-2024 tillsynsbegäran.docx
+++ b/tillsyn/A 40013-2024 tillsynsbegäran.docx
@@ -590,7 +590,7 @@
     <w:r>
       <w:tab/>
       <w:tab/>
-      <w:t>2026-06-26</w:t>
+      <w:t>2026-06-27</w:t>
       <w:br/>
       <w:br/>
     </w:r>

--- a/tillsyn/A 40013-2024 tillsynsbegäran.docx
+++ b/tillsyn/A 40013-2024 tillsynsbegäran.docx
@@ -590,7 +590,7 @@
     <w:r>
       <w:tab/>
       <w:tab/>
-      <w:t>2026-06-27</w:t>
+      <w:t>2026-06-28</w:t>
       <w:br/>
       <w:br/>
     </w:r>

--- a/tillsyn/A 40013-2024 tillsynsbegäran.docx
+++ b/tillsyn/A 40013-2024 tillsynsbegäran.docx
@@ -590,7 +590,7 @@
     <w:r>
       <w:tab/>
       <w:tab/>
-      <w:t>2026-06-28</w:t>
+      <w:t>2026-06-29</w:t>
       <w:br/>
       <w:br/>
     </w:r>

--- a/tillsyn/A 40013-2024 tillsynsbegäran.docx
+++ b/tillsyn/A 40013-2024 tillsynsbegäran.docx
@@ -590,7 +590,7 @@
     <w:r>
       <w:tab/>
       <w:tab/>
-      <w:t>2026-06-29</w:t>
+      <w:t>2026-06-30</w:t>
       <w:br/>
       <w:br/>
     </w:r>

--- a/tillsyn/A 40013-2024 tillsynsbegäran.docx
+++ b/tillsyn/A 40013-2024 tillsynsbegäran.docx
@@ -590,7 +590,7 @@
     <w:r>
       <w:tab/>
       <w:tab/>
-      <w:t>2026-06-30</w:t>
+      <w:t>2026-07-01</w:t>
       <w:br/>
       <w:br/>
     </w:r>

--- a/tillsyn/A 40013-2024 tillsynsbegäran.docx
+++ b/tillsyn/A 40013-2024 tillsynsbegäran.docx
@@ -590,7 +590,7 @@
     <w:r>
       <w:tab/>
       <w:tab/>
-      <w:t>2026-07-01</w:t>
+      <w:t>2026-07-02</w:t>
       <w:br/>
       <w:br/>
     </w:r>

--- a/tillsyn/A 40013-2024 tillsynsbegäran.docx
+++ b/tillsyn/A 40013-2024 tillsynsbegäran.docx
@@ -590,7 +590,7 @@
     <w:r>
       <w:tab/>
       <w:tab/>
-      <w:t>2026-07-13</w:t>
+      <w:t>2026-07-14</w:t>
       <w:br/>
       <w:br/>
     </w:r>

--- a/tillsyn/A 40013-2024 tillsynsbegäran.docx
+++ b/tillsyn/A 40013-2024 tillsynsbegäran.docx
@@ -590,7 +590,7 @@
     <w:r>
       <w:tab/>
       <w:tab/>
-      <w:t>2026-07-14</w:t>
+      <w:t>2026-07-15</w:t>
       <w:br/>
       <w:br/>
     </w:r>

--- a/tillsyn/A 40013-2024 tillsynsbegäran.docx
+++ b/tillsyn/A 40013-2024 tillsynsbegäran.docx
@@ -590,7 +590,7 @@
     <w:r>
       <w:tab/>
       <w:tab/>
-      <w:t>2026-07-15</w:t>
+      <w:t>2026-07-16</w:t>
       <w:br/>
       <w:br/>
     </w:r>

--- a/tillsyn/A 40013-2024 tillsynsbegäran.docx
+++ b/tillsyn/A 40013-2024 tillsynsbegäran.docx
@@ -590,7 +590,7 @@
     <w:r>
       <w:tab/>
       <w:tab/>
-      <w:t>2026-07-16</w:t>
+      <w:t>2026-07-17</w:t>
       <w:br/>
       <w:br/>
     </w:r>

--- a/tillsyn/A 40013-2024 tillsynsbegäran.docx
+++ b/tillsyn/A 40013-2024 tillsynsbegäran.docx
@@ -590,7 +590,7 @@
     <w:r>
       <w:tab/>
       <w:tab/>
-      <w:t>2026-07-17</w:t>
+      <w:t>2026-07-18</w:t>
       <w:br/>
       <w:br/>
     </w:r>

--- a/tillsyn/A 40013-2024 tillsynsbegäran.docx
+++ b/tillsyn/A 40013-2024 tillsynsbegäran.docx
@@ -590,7 +590,7 @@
     <w:r>
       <w:tab/>
       <w:tab/>
-      <w:t>2026-07-18</w:t>
+      <w:t>2026-07-19</w:t>
       <w:br/>
       <w:br/>
     </w:r>

--- a/tillsyn/A 40013-2024 tillsynsbegäran.docx
+++ b/tillsyn/A 40013-2024 tillsynsbegäran.docx
@@ -590,7 +590,7 @@
     <w:r>
       <w:tab/>
       <w:tab/>
-      <w:t>2026-07-19</w:t>
+      <w:t>2026-07-20</w:t>
       <w:br/>
       <w:br/>
     </w:r>

--- a/tillsyn/A 40013-2024 tillsynsbegäran.docx
+++ b/tillsyn/A 40013-2024 tillsynsbegäran.docx
@@ -590,7 +590,7 @@
     <w:r>
       <w:tab/>
       <w:tab/>
-      <w:t>2026-07-20</w:t>
+      <w:t>2026-07-21</w:t>
       <w:br/>
       <w:br/>
     </w:r>

--- a/tillsyn/A 40013-2024 tillsynsbegäran.docx
+++ b/tillsyn/A 40013-2024 tillsynsbegäran.docx
@@ -590,7 +590,7 @@
     <w:r>
       <w:tab/>
       <w:tab/>
-      <w:t>2026-07-21</w:t>
+      <w:t>2026-07-22</w:t>
       <w:br/>
       <w:br/>
     </w:r>

--- a/tillsyn/A 40013-2024 tillsynsbegäran.docx
+++ b/tillsyn/A 40013-2024 tillsynsbegäran.docx
@@ -590,7 +590,7 @@
     <w:r>
       <w:tab/>
       <w:tab/>
-      <w:t>2026-07-22</w:t>
+      <w:t>2026-07-23</w:t>
       <w:br/>
       <w:br/>
     </w:r>

--- a/tillsyn/A 40013-2024 tillsynsbegäran.docx
+++ b/tillsyn/A 40013-2024 tillsynsbegäran.docx
@@ -590,7 +590,7 @@
     <w:r>
       <w:tab/>
       <w:tab/>
-      <w:t>2026-07-23</w:t>
+      <w:t>2026-07-24</w:t>
       <w:br/>
       <w:br/>
     </w:r>

--- a/tillsyn/A 40013-2024 tillsynsbegäran.docx
+++ b/tillsyn/A 40013-2024 tillsynsbegäran.docx
@@ -590,7 +590,7 @@
     <w:r>
       <w:tab/>
       <w:tab/>
-      <w:t>2026-07-24</w:t>
+      <w:t>2026-07-25</w:t>
       <w:br/>
       <w:br/>
     </w:r>

--- a/tillsyn/A 40013-2024 tillsynsbegäran.docx
+++ b/tillsyn/A 40013-2024 tillsynsbegäran.docx
@@ -590,7 +590,7 @@
     <w:r>
       <w:tab/>
       <w:tab/>
-      <w:t>2026-07-25</w:t>
+      <w:t>2026-07-26</w:t>
       <w:br/>
       <w:br/>
     </w:r>

--- a/tillsyn/A 40013-2024 tillsynsbegäran.docx
+++ b/tillsyn/A 40013-2024 tillsynsbegäran.docx
@@ -590,7 +590,7 @@
     <w:r>
       <w:tab/>
       <w:tab/>
-      <w:t>2026-07-26</w:t>
+      <w:t>2026-07-27</w:t>
       <w:br/>
       <w:br/>
     </w:r>

--- a/tillsyn/A 40013-2024 tillsynsbegäran.docx
+++ b/tillsyn/A 40013-2024 tillsynsbegäran.docx
@@ -590,7 +590,7 @@
     <w:r>
       <w:tab/>
       <w:tab/>
-      <w:t>2026-07-27</w:t>
+      <w:t>2026-07-28</w:t>
       <w:br/>
       <w:br/>
     </w:r>

--- a/tillsyn/A 40013-2024 tillsynsbegäran.docx
+++ b/tillsyn/A 40013-2024 tillsynsbegäran.docx
@@ -590,7 +590,7 @@
     <w:r>
       <w:tab/>
       <w:tab/>
-      <w:t>2026-07-28</w:t>
+      <w:t>2026-07-29</w:t>
       <w:br/>
       <w:br/>
     </w:r>

--- a/tillsyn/A 40013-2024 tillsynsbegäran.docx
+++ b/tillsyn/A 40013-2024 tillsynsbegäran.docx
@@ -590,7 +590,7 @@
     <w:r>
       <w:tab/>
       <w:tab/>
-      <w:t>2026-07-29</w:t>
+      <w:t>2026-07-30</w:t>
       <w:br/>
       <w:br/>
     </w:r>

--- a/tillsyn/A 40013-2024 tillsynsbegäran.docx
+++ b/tillsyn/A 40013-2024 tillsynsbegäran.docx
@@ -590,7 +590,7 @@
     <w:r>
       <w:tab/>
       <w:tab/>
-      <w:t>2026-07-30</w:t>
+      <w:t>2026-07-31</w:t>
       <w:br/>
       <w:br/>
     </w:r>

--- a/tillsyn/A 40013-2024 tillsynsbegäran.docx
+++ b/tillsyn/A 40013-2024 tillsynsbegäran.docx
@@ -590,7 +590,7 @@
     <w:r>
       <w:tab/>
       <w:tab/>
-      <w:t>2026-07-31</w:t>
+      <w:t>2026-08-01</w:t>
       <w:br/>
       <w:br/>
     </w:r>

--- a/tillsyn/A 40013-2024 tillsynsbegäran.docx
+++ b/tillsyn/A 40013-2024 tillsynsbegäran.docx
@@ -590,7 +590,7 @@
     <w:r>
       <w:tab/>
       <w:tab/>
-      <w:t>2026-08-01</w:t>
+      <w:t>2026-08-02</w:t>
       <w:br/>
       <w:br/>
     </w:r>

--- a/tillsyn/A 40013-2024 tillsynsbegäran.docx
+++ b/tillsyn/A 40013-2024 tillsynsbegäran.docx
@@ -590,7 +590,7 @@
     <w:r>
       <w:tab/>
       <w:tab/>
-      <w:t>2026-08-02</w:t>
+      <w:t>2026-08-03</w:t>
       <w:br/>
       <w:br/>
     </w:r>

--- a/tillsyn/A 40013-2024 tillsynsbegäran.docx
+++ b/tillsyn/A 40013-2024 tillsynsbegäran.docx
@@ -590,7 +590,7 @@
     <w:r>
       <w:tab/>
       <w:tab/>
-      <w:t>2026-08-03</w:t>
+      <w:t>2026-08-04</w:t>
       <w:br/>
       <w:br/>
     </w:r>

--- a/tillsyn/A 40013-2024 tillsynsbegäran.docx
+++ b/tillsyn/A 40013-2024 tillsynsbegäran.docx
@@ -590,7 +590,7 @@
     <w:r>
       <w:tab/>
       <w:tab/>
-      <w:t>2026-08-04</w:t>
+      <w:t>2026-08-05</w:t>
       <w:br/>
       <w:br/>
     </w:r>

--- a/tillsyn/A 40013-2024 tillsynsbegäran.docx
+++ b/tillsyn/A 40013-2024 tillsynsbegäran.docx
@@ -590,7 +590,7 @@
     <w:r>
       <w:tab/>
       <w:tab/>
-      <w:t>2026-08-05</w:t>
+      <w:t>2026-08-07</w:t>
       <w:br/>
       <w:br/>
     </w:r>

--- a/tillsyn/A 40013-2024 tillsynsbegäran.docx
+++ b/tillsyn/A 40013-2024 tillsynsbegäran.docx
@@ -590,7 +590,7 @@
     <w:r>
       <w:tab/>
       <w:tab/>
-      <w:t>2026-08-07</w:t>
+      <w:t>2026-08-08</w:t>
       <w:br/>
       <w:br/>
     </w:r>

--- a/tillsyn/A 40013-2024 tillsynsbegäran.docx
+++ b/tillsyn/A 40013-2024 tillsynsbegäran.docx
@@ -60,7 +60,7 @@
         <w:spacing w:after="240"/>
       </w:pPr>
       <w:r>
-        <w:t>Figur 1. Fyndplatser för naturvårdsarter inom 9 meter från avverkningsanmälan. Markörer utan svart kant är placerade på fyndplatsen. Markörer med svart kant är placerade vid sidan av fyndplatsen har ett svart streck som visar fyndplatsens exakta position. Kartans mittpunktskoordinat är N 7144213, E 535985 i SWEREF 99 TM.</w:t>
+        <w:t>Figur 1. Fyndplatser för naturvårdsarter inom 9 meter från avverkningsanmälan. Markörer utan svart kant är placerade på fyndplatsen. Markörer med svart kant är placerade vid sidan av fyndplatsen och har ett svart streck som visar fyndplatsens exakta position. Kartans mittpunktskoordinat är N 7144213, E 535985 i SWEREF 99 TM.</w:t>
       </w:r>
     </w:p>
     <w:p>
@@ -590,7 +590,7 @@
     <w:r>
       <w:tab/>
       <w:tab/>
-      <w:t>2026-08-14</w:t>
+      <w:t>2026-08-15</w:t>
       <w:br/>
       <w:br/>
     </w:r>

--- a/tillsyn/A 40013-2024 tillsynsbegäran.docx
+++ b/tillsyn/A 40013-2024 tillsynsbegäran.docx
@@ -590,7 +590,7 @@
     <w:r>
       <w:tab/>
       <w:tab/>
-      <w:t>2026-08-15</w:t>
+      <w:t>2026-08-16</w:t>
       <w:br/>
       <w:br/>
     </w:r>

--- a/tillsyn/A 40013-2024 tillsynsbegäran.docx
+++ b/tillsyn/A 40013-2024 tillsynsbegäran.docx
@@ -590,7 +590,7 @@
     <w:r>
       <w:tab/>
       <w:tab/>
-      <w:t>2026-08-16</w:t>
+      <w:t>2026-08-17</w:t>
       <w:br/>
       <w:br/>
     </w:r>

--- a/tillsyn/A 40013-2024 tillsynsbegäran.docx
+++ b/tillsyn/A 40013-2024 tillsynsbegäran.docx
@@ -590,7 +590,7 @@
     <w:r>
       <w:tab/>
       <w:tab/>
-      <w:t>2026-08-17</w:t>
+      <w:t>2026-08-18</w:t>
       <w:br/>
       <w:br/>
     </w:r>

--- a/tillsyn/A 40013-2024 tillsynsbegäran.docx
+++ b/tillsyn/A 40013-2024 tillsynsbegäran.docx
@@ -590,7 +590,7 @@
     <w:r>
       <w:tab/>
       <w:tab/>
-      <w:t>2026-08-18</w:t>
+      <w:t>2026-08-19</w:t>
       <w:br/>
       <w:br/>
     </w:r>

--- a/tillsyn/A 40013-2024 tillsynsbegäran.docx
+++ b/tillsyn/A 40013-2024 tillsynsbegäran.docx
@@ -590,7 +590,7 @@
     <w:r>
       <w:tab/>
       <w:tab/>
-      <w:t>2026-08-19</w:t>
+      <w:t>2026-08-20</w:t>
       <w:br/>
       <w:br/>
     </w:r>

--- a/tillsyn/A 40013-2024 tillsynsbegäran.docx
+++ b/tillsyn/A 40013-2024 tillsynsbegäran.docx
@@ -590,7 +590,7 @@
     <w:r>
       <w:tab/>
       <w:tab/>
-      <w:t>2026-08-20</w:t>
+      <w:t>2026-08-21</w:t>
       <w:br/>
       <w:br/>
     </w:r>

--- a/tillsyn/A 40013-2024 tillsynsbegäran.docx
+++ b/tillsyn/A 40013-2024 tillsynsbegäran.docx
@@ -590,7 +590,7 @@
     <w:r>
       <w:tab/>
       <w:tab/>
-      <w:t>2026-08-21</w:t>
+      <w:t>2026-08-22</w:t>
       <w:br/>
       <w:br/>
     </w:r>

--- a/tillsyn/A 40013-2024 tillsynsbegäran.docx
+++ b/tillsyn/A 40013-2024 tillsynsbegäran.docx
@@ -590,7 +590,7 @@
     <w:r>
       <w:tab/>
       <w:tab/>
-      <w:t>2026-08-22</w:t>
+      <w:t>2026-08-23</w:t>
       <w:br/>
       <w:br/>
     </w:r>

--- a/tillsyn/A 40013-2024 tillsynsbegäran.docx
+++ b/tillsyn/A 40013-2024 tillsynsbegäran.docx
@@ -590,7 +590,7 @@
     <w:r>
       <w:tab/>
       <w:tab/>
-      <w:t>2026-08-23</w:t>
+      <w:t>2026-08-24</w:t>
       <w:br/>
       <w:br/>
     </w:r>

--- a/tillsyn/A 40013-2024 tillsynsbegäran.docx
+++ b/tillsyn/A 40013-2024 tillsynsbegäran.docx
@@ -590,7 +590,7 @@
     <w:r>
       <w:tab/>
       <w:tab/>
-      <w:t>2026-08-24</w:t>
+      <w:t>2026-08-25</w:t>
       <w:br/>
       <w:br/>
     </w:r>

--- a/tillsyn/A 40013-2024 tillsynsbegäran.docx
+++ b/tillsyn/A 40013-2024 tillsynsbegäran.docx
@@ -590,7 +590,7 @@
     <w:r>
       <w:tab/>
       <w:tab/>
-      <w:t>2026-08-25</w:t>
+      <w:t>2026-08-26</w:t>
       <w:br/>
       <w:br/>
     </w:r>

--- a/tillsyn/A 40013-2024 tillsynsbegäran.docx
+++ b/tillsyn/A 40013-2024 tillsynsbegäran.docx
@@ -590,7 +590,7 @@
     <w:r>
       <w:tab/>
       <w:tab/>
-      <w:t>2026-08-26</w:t>
+      <w:t>2026-08-27</w:t>
       <w:br/>
       <w:br/>
     </w:r>

--- a/tillsyn/A 40013-2024 tillsynsbegäran.docx
+++ b/tillsyn/A 40013-2024 tillsynsbegäran.docx
@@ -590,7 +590,7 @@
     <w:r>
       <w:tab/>
       <w:tab/>
-      <w:t>2026-08-27</w:t>
+      <w:t>2026-08-28</w:t>
       <w:br/>
       <w:br/>
     </w:r>

--- a/tillsyn/A 40013-2024 tillsynsbegäran.docx
+++ b/tillsyn/A 40013-2024 tillsynsbegäran.docx
@@ -590,7 +590,7 @@
     <w:r>
       <w:tab/>
       <w:tab/>
-      <w:t>2026-08-28</w:t>
+      <w:t>2026-08-29</w:t>
       <w:br/>
       <w:br/>
     </w:r>

--- a/tillsyn/A 40013-2024 tillsynsbegäran.docx
+++ b/tillsyn/A 40013-2024 tillsynsbegäran.docx
@@ -590,7 +590,7 @@
     <w:r>
       <w:tab/>
       <w:tab/>
-      <w:t>2026-08-29</w:t>
+      <w:t>2026-08-31</w:t>
       <w:br/>
       <w:br/>
     </w:r>

--- a/tillsyn/A 40013-2024 tillsynsbegäran.docx
+++ b/tillsyn/A 40013-2024 tillsynsbegäran.docx
@@ -590,7 +590,7 @@
     <w:r>
       <w:tab/>
       <w:tab/>
-      <w:t>2026-08-31</w:t>
+      <w:t>2026-09-01</w:t>
       <w:br/>
       <w:br/>
     </w:r>

--- a/tillsyn/A 40013-2024 tillsynsbegäran.docx
+++ b/tillsyn/A 40013-2024 tillsynsbegäran.docx
@@ -590,7 +590,7 @@
     <w:r>
       <w:tab/>
       <w:tab/>
-      <w:t>2026-09-01</w:t>
+      <w:t>2026-09-02</w:t>
       <w:br/>
       <w:br/>
     </w:r>

--- a/tillsyn/A 40013-2024 tillsynsbegäran.docx
+++ b/tillsyn/A 40013-2024 tillsynsbegäran.docx
@@ -590,7 +590,7 @@
     <w:r>
       <w:tab/>
       <w:tab/>
-      <w:t>2026-09-02</w:t>
+      <w:t>2026-09-03</w:t>
       <w:br/>
       <w:br/>
     </w:r>

--- a/tillsyn/A 40013-2024 tillsynsbegäran.docx
+++ b/tillsyn/A 40013-2024 tillsynsbegäran.docx
@@ -590,7 +590,7 @@
     <w:r>
       <w:tab/>
       <w:tab/>
-      <w:t>2026-09-03</w:t>
+      <w:t>2026-09-04</w:t>
       <w:br/>
       <w:br/>
     </w:r>

--- a/tillsyn/A 40013-2024 tillsynsbegäran.docx
+++ b/tillsyn/A 40013-2024 tillsynsbegäran.docx
@@ -590,7 +590,7 @@
     <w:r>
       <w:tab/>
       <w:tab/>
-      <w:t>2026-09-04</w:t>
+      <w:t>2026-09-05</w:t>
       <w:br/>
       <w:br/>
     </w:r>

--- a/tillsyn/A 40013-2024 tillsynsbegäran.docx
+++ b/tillsyn/A 40013-2024 tillsynsbegäran.docx
@@ -590,7 +590,7 @@
     <w:r>
       <w:tab/>
       <w:tab/>
-      <w:t>2026-09-05</w:t>
+      <w:t>2026-09-06</w:t>
       <w:br/>
       <w:br/>
     </w:r>

--- a/tillsyn/A 40013-2024 tillsynsbegäran.docx
+++ b/tillsyn/A 40013-2024 tillsynsbegäran.docx
@@ -590,7 +590,7 @@
     <w:r>
       <w:tab/>
       <w:tab/>
-      <w:t>2026-09-06</w:t>
+      <w:t>2026-09-07</w:t>
       <w:br/>
       <w:br/>
     </w:r>

--- a/tillsyn/A 40013-2024 tillsynsbegäran.docx
+++ b/tillsyn/A 40013-2024 tillsynsbegäran.docx
@@ -590,7 +590,7 @@
     <w:r>
       <w:tab/>
       <w:tab/>
-      <w:t>2026-09-07</w:t>
+      <w:t>2026-09-08</w:t>
       <w:br/>
       <w:br/>
     </w:r>

--- a/tillsyn/A 40013-2024 tillsynsbegäran.docx
+++ b/tillsyn/A 40013-2024 tillsynsbegäran.docx
@@ -590,7 +590,7 @@
     <w:r>
       <w:tab/>
       <w:tab/>
-      <w:t>2026-09-08</w:t>
+      <w:t>2026-09-09</w:t>
       <w:br/>
       <w:br/>
     </w:r>

--- a/tillsyn/A 40013-2024 tillsynsbegäran.docx
+++ b/tillsyn/A 40013-2024 tillsynsbegäran.docx
@@ -590,7 +590,7 @@
     <w:r>
       <w:tab/>
       <w:tab/>
-      <w:t>2026-09-09</w:t>
+      <w:t>2026-09-10</w:t>
       <w:br/>
       <w:br/>
     </w:r>

--- a/tillsyn/A 40013-2024 tillsynsbegäran.docx
+++ b/tillsyn/A 40013-2024 tillsynsbegäran.docx
@@ -590,7 +590,7 @@
     <w:r>
       <w:tab/>
       <w:tab/>
-      <w:t>2026-09-10</w:t>
+      <w:t>2026-09-11</w:t>
       <w:br/>
       <w:br/>
     </w:r>

--- a/tillsyn/A 40013-2024 tillsynsbegäran.docx
+++ b/tillsyn/A 40013-2024 tillsynsbegäran.docx
@@ -590,7 +590,7 @@
     <w:r>
       <w:tab/>
       <w:tab/>
-      <w:t>2026-09-11</w:t>
+      <w:t>2026-09-12</w:t>
       <w:br/>
       <w:br/>
     </w:r>
